--- a/assignment-03/submission/assignment-03-complete.docx
+++ b/assignment-03/submission/assignment-03-complete.docx
@@ -193,13 +193,14 @@
             <w:pPr>
               <w:spacing w:after="0"/>
             </w:pPr>
-            <w:r/>
+            <w:r>
+              <w:t>gpt-5.6-luna</w:t>
+            </w:r>
             <w:r>
               <w:rPr>
                 <w:b w:val="0"/>
                 <w:sz w:val="18"/>
               </w:rPr>
-              <w:t>GPT-5.6 Thinking (ChatGPT)</w:t>
             </w:r>
           </w:p>
         </w:tc>
@@ -235,13 +236,14 @@
             <w:pPr>
               <w:spacing w:after="0"/>
             </w:pPr>
-            <w:r/>
+            <w:r>
+              <w:t>0.2</w:t>
+            </w:r>
             <w:r>
               <w:rPr>
                 <w:b w:val="0"/>
                 <w:sz w:val="18"/>
               </w:rPr>
-              <w:t>Platform-managed; numerical value not exposed in ChatGPT</w:t>
             </w:r>
           </w:p>
         </w:tc>
@@ -11182,7 +11184,7 @@
         <w:pStyle w:val="ListNumber"/>
       </w:pPr>
       <w:r>
-        <w:t>Repeated runs: Three runs per question at temperature 0.2 and three at 0.7 using the intended production model and API configuration.</w:t>
+        <w:t>Repeated runs: Three runs per question at temperature 0.2 using the intended production model and API configuration.</w:t>
       </w:r>
     </w:p>
     <w:p>
@@ -11270,7 +11272,7 @@
         <w:pStyle w:val="ListBullet"/>
       </w:pPr>
       <w:r>
-        <w:t>Model: GPT-5.6 Thinking (ChatGPT)</w:t>
+        <w:t>Model: gpt-5.6-luna</w:t>
       </w:r>
     </w:p>
     <w:p>
@@ -11278,7 +11280,7 @@
         <w:pStyle w:val="ListBullet"/>
       </w:pPr>
       <w:r>
-        <w:t>Temperature: Platform-managed; numerical value not exposed in ChatGPT</w:t>
+        <w:t>Temperature: 0.2</w:t>
       </w:r>
     </w:p>
     <w:p>
@@ -11286,7 +11288,7 @@
         <w:pStyle w:val="ListBullet"/>
       </w:pPr>
       <w:r>
-        <w:t>Other sampling parameters: not exposed</w:t>
+        <w:t>Reasoning effort: medium</w:t>
       </w:r>
     </w:p>
     <w:p>
@@ -11302,7 +11304,7 @@
         <w:pStyle w:val="ListBullet"/>
       </w:pPr>
       <w:r>
-        <w:t>One first response retained per question; no regeneration</w:t>
+        <w:t>First response retained per configured run; no post-generation rewriting</w:t>
       </w:r>
     </w:p>
     <w:p>
